--- a/ML Sequence/2-TP-HMM Training Etudiant/Seance-HMM-Training.docx
+++ b/ML Sequence/2-TP-HMM Training Etudiant/Seance-HMM-Training.docx
@@ -12,7 +12,7 @@
       </w:pPr>
       <w:r>
         <w:drawing>
-          <wp:anchor behindDoc="0" distT="0" distB="0" distL="0" distR="0" simplePos="0" locked="0" layoutInCell="1" allowOverlap="1" relativeHeight="6">
+          <wp:anchor behindDoc="0" distT="0" distB="0" distL="0" distR="0" simplePos="0" locked="0" layoutInCell="1" allowOverlap="1" relativeHeight="19">
             <wp:simplePos x="0" y="0"/>
             <wp:positionH relativeFrom="column">
               <wp:posOffset>-30480</wp:posOffset>
@@ -57,7 +57,7 @@
           </wp:anchor>
         </w:drawing>
         <w:drawing>
-          <wp:anchor behindDoc="0" distT="0" distB="0" distL="0" distR="0" simplePos="0" locked="0" layoutInCell="1" allowOverlap="1" relativeHeight="8">
+          <wp:anchor behindDoc="0" distT="0" distB="0" distL="0" distR="0" simplePos="0" locked="0" layoutInCell="1" allowOverlap="1" relativeHeight="21">
             <wp:simplePos x="0" y="0"/>
             <wp:positionH relativeFrom="column">
               <wp:posOffset>3686175</wp:posOffset>
@@ -6659,7 +6659,6 @@
           <w:color w:val="C9211E"/>
           <w:lang w:val="en-US"/>
         </w:rPr>
-        <w:t>Os resultados de 54k nao serao muito melhores pois os modelos nao sao fortes o suficiente</w:t>
       </w:r>
     </w:p>
     <w:p>
@@ -6680,7 +6679,7 @@
           <w:color w:val="C9211E"/>
           <w:lang w:val="en-US"/>
         </w:rPr>
-        <w:t>Pode acontecer valid melhor que train, pode acontecer que o dataset de valid seja mais simples ou tenha uma distribuiçao menos dispersa</w:t>
+        <w:t>Durante o treinamento de cada uma das classes, grande parte das curvas de vraissamblance para o treinamento e a validaçao apresentaram o comportamento esperado, ou seja, uma fase inicial de crescimento seguida de estagnaçao para o treinamento e decrescimento para a validaçao, como visto na figura. Dessa forma, foram escolhidos os modelos com a maior vraissamblance em validaçao.</w:t>
       </w:r>
     </w:p>
     <w:p>
@@ -6701,7 +6700,320 @@
           <w:color w:val="C9211E"/>
           <w:lang w:val="en-US"/>
         </w:rPr>
-        <w:t>Para Mnist é possivel atingir superior à 99% com outros modelos</w:t>
+      </w:r>
+    </w:p>
+    <w:p>
+      <w:pPr>
+        <w:pStyle w:val="ListParagraph"/>
+        <w:jc w:val="both"/>
+        <w:rPr>
+          <w:rFonts w:ascii="Arial" w:hAnsi="Arial" w:cs="Arial"/>
+          <w:b/>
+          <w:color w:val="C9211E"/>
+          <w:lang w:val="en-US"/>
+        </w:rPr>
+      </w:pPr>
+      <w:r>
+        <w:rPr>
+          <w:rFonts w:cs="Arial" w:ascii="Arial" w:hAnsi="Arial"/>
+          <w:b/>
+          <w:color w:val="C9211E"/>
+          <w:lang w:val="en-US"/>
+        </w:rPr>
+        <w:drawing>
+          <wp:anchor behindDoc="0" distT="0" distB="0" distL="0" distR="0" simplePos="0" locked="0" layoutInCell="0" allowOverlap="1" relativeHeight="23">
+            <wp:simplePos x="0" y="0"/>
+            <wp:positionH relativeFrom="column">
+              <wp:align>center</wp:align>
+            </wp:positionH>
+            <wp:positionV relativeFrom="paragraph">
+              <wp:posOffset>635</wp:posOffset>
+            </wp:positionV>
+            <wp:extent cx="2863215" cy="2249170"/>
+            <wp:effectExtent l="0" t="0" r="0" b="0"/>
+            <wp:wrapTopAndBottom/>
+            <wp:docPr id="7" name="Image3" descr=""/>
+            <wp:cNvGraphicFramePr>
+              <a:graphicFrameLocks xmlns:a="http://schemas.openxmlformats.org/drawingml/2006/main" noChangeAspect="1"/>
+            </wp:cNvGraphicFramePr>
+            <a:graphic xmlns:a="http://schemas.openxmlformats.org/drawingml/2006/main">
+              <a:graphicData uri="http://schemas.openxmlformats.org/drawingml/2006/picture">
+                <pic:pic xmlns:pic="http://schemas.openxmlformats.org/drawingml/2006/picture">
+                  <pic:nvPicPr>
+                    <pic:cNvPr id="7" name="Image3" descr=""/>
+                    <pic:cNvPicPr>
+                      <a:picLocks noChangeAspect="1" noChangeArrowheads="1"/>
+                    </pic:cNvPicPr>
+                  </pic:nvPicPr>
+                  <pic:blipFill>
+                    <a:blip r:embed="rId8"/>
+                    <a:stretch>
+                      <a:fillRect/>
+                    </a:stretch>
+                  </pic:blipFill>
+                  <pic:spPr bwMode="auto">
+                    <a:xfrm>
+                      <a:off x="0" y="0"/>
+                      <a:ext cx="2863215" cy="2249170"/>
+                    </a:xfrm>
+                    <a:prstGeom prst="rect">
+                      <a:avLst/>
+                    </a:prstGeom>
+                  </pic:spPr>
+                </pic:pic>
+              </a:graphicData>
+            </a:graphic>
+          </wp:anchor>
+        </w:drawing>
+      </w:r>
+    </w:p>
+    <w:p>
+      <w:pPr>
+        <w:pStyle w:val="ListParagraph"/>
+        <w:jc w:val="both"/>
+        <w:rPr>
+          <w:rFonts w:ascii="Arial" w:hAnsi="Arial" w:cs="Arial"/>
+          <w:b/>
+          <w:color w:val="C9211E"/>
+          <w:lang w:val="en-US"/>
+        </w:rPr>
+      </w:pPr>
+      <w:r>
+        <w:rPr>
+          <w:rFonts w:cs="Arial" w:ascii="Arial" w:hAnsi="Arial"/>
+          <w:b/>
+          <w:color w:val="C9211E"/>
+          <w:lang w:val="en-US"/>
+        </w:rPr>
+      </w:r>
+    </w:p>
+    <w:p>
+      <w:pPr>
+        <w:pStyle w:val="ListParagraph"/>
+        <w:jc w:val="both"/>
+        <w:rPr>
+          <w:rFonts w:ascii="Arial" w:hAnsi="Arial" w:cs="Arial"/>
+          <w:b/>
+          <w:color w:val="C9211E"/>
+          <w:lang w:val="en-US"/>
+        </w:rPr>
+      </w:pPr>
+      <w:r>
+        <w:rPr>
+          <w:rFonts w:cs="Arial" w:ascii="Arial" w:hAnsi="Arial"/>
+          <w:b/>
+          <w:color w:val="C9211E"/>
+          <w:lang w:val="en-US"/>
+        </w:rPr>
+        <w:t>Deve ser ressaltada a existencia de classes onde a curva de validaçao apresentou melhor resultado que o treinamento, isso é possivel caso o dataset de valid seja mais simples ou tenha uma distribuiçao menos dispersa. Isso pode ser visto na figura.</w:t>
+      </w:r>
+    </w:p>
+    <w:p>
+      <w:pPr>
+        <w:pStyle w:val="ListParagraph"/>
+        <w:jc w:val="both"/>
+        <w:rPr>
+          <w:rFonts w:ascii="Arial" w:hAnsi="Arial" w:cs="Arial"/>
+          <w:b/>
+          <w:color w:val="C9211E"/>
+          <w:lang w:val="en-US"/>
+        </w:rPr>
+      </w:pPr>
+      <w:r>
+        <w:rPr>
+          <w:rFonts w:cs="Arial" w:ascii="Arial" w:hAnsi="Arial"/>
+          <w:b/>
+          <w:color w:val="C9211E"/>
+          <w:lang w:val="en-US"/>
+        </w:rPr>
+        <w:drawing>
+          <wp:anchor behindDoc="0" distT="0" distB="0" distL="0" distR="0" simplePos="0" locked="0" layoutInCell="0" allowOverlap="1" relativeHeight="22">
+            <wp:simplePos x="0" y="0"/>
+            <wp:positionH relativeFrom="column">
+              <wp:posOffset>1202690</wp:posOffset>
+            </wp:positionH>
+            <wp:positionV relativeFrom="paragraph">
+              <wp:posOffset>165735</wp:posOffset>
+            </wp:positionV>
+            <wp:extent cx="3146425" cy="2416175"/>
+            <wp:effectExtent l="0" t="0" r="0" b="0"/>
+            <wp:wrapTopAndBottom/>
+            <wp:docPr id="8" name="Image2" descr=""/>
+            <wp:cNvGraphicFramePr>
+              <a:graphicFrameLocks xmlns:a="http://schemas.openxmlformats.org/drawingml/2006/main" noChangeAspect="1"/>
+            </wp:cNvGraphicFramePr>
+            <a:graphic xmlns:a="http://schemas.openxmlformats.org/drawingml/2006/main">
+              <a:graphicData uri="http://schemas.openxmlformats.org/drawingml/2006/picture">
+                <pic:pic xmlns:pic="http://schemas.openxmlformats.org/drawingml/2006/picture">
+                  <pic:nvPicPr>
+                    <pic:cNvPr id="8" name="Image2" descr=""/>
+                    <pic:cNvPicPr>
+                      <a:picLocks noChangeAspect="1" noChangeArrowheads="1"/>
+                    </pic:cNvPicPr>
+                  </pic:nvPicPr>
+                  <pic:blipFill>
+                    <a:blip r:embed="rId9"/>
+                    <a:stretch>
+                      <a:fillRect/>
+                    </a:stretch>
+                  </pic:blipFill>
+                  <pic:spPr bwMode="auto">
+                    <a:xfrm>
+                      <a:off x="0" y="0"/>
+                      <a:ext cx="3146425" cy="2416175"/>
+                    </a:xfrm>
+                    <a:prstGeom prst="rect">
+                      <a:avLst/>
+                    </a:prstGeom>
+                  </pic:spPr>
+                </pic:pic>
+              </a:graphicData>
+            </a:graphic>
+          </wp:anchor>
+        </w:drawing>
+      </w:r>
+    </w:p>
+    <w:p>
+      <w:pPr>
+        <w:pStyle w:val="ListParagraph"/>
+        <w:jc w:val="both"/>
+        <w:rPr>
+          <w:rFonts w:ascii="Arial" w:hAnsi="Arial" w:cs="Arial"/>
+          <w:b/>
+          <w:color w:val="C9211E"/>
+          <w:lang w:val="en-US"/>
+        </w:rPr>
+      </w:pPr>
+      <w:r>
+        <w:rPr>
+          <w:rFonts w:cs="Arial" w:ascii="Arial" w:hAnsi="Arial"/>
+          <w:b/>
+          <w:color w:val="C9211E"/>
+          <w:lang w:val="en-US"/>
+        </w:rPr>
+      </w:r>
+    </w:p>
+    <w:p>
+      <w:pPr>
+        <w:pStyle w:val="ListParagraph"/>
+        <w:jc w:val="both"/>
+        <w:rPr>
+          <w:rFonts w:ascii="Arial" w:hAnsi="Arial" w:cs="Arial"/>
+          <w:b/>
+          <w:color w:val="C9211E"/>
+          <w:lang w:val="en-US"/>
+        </w:rPr>
+      </w:pPr>
+      <w:r>
+        <w:rPr>
+          <w:rFonts w:cs="Arial" w:ascii="Arial" w:hAnsi="Arial"/>
+          <w:b/>
+          <w:color w:val="C9211E"/>
+          <w:lang w:val="en-US"/>
+        </w:rPr>
+        <w:t>Foram vistos também treinamentos nao finalizados nas 20 epocas, ou seja, onde a curva de vraissamblance de validaçao ainda estava em fase de crescimento, que também pode ser visto na figura. Isso indica que aumentar a quantidade de epocas poderia melhorar o resultado final de RR, mas com certo custo no aumento no tempo de treinamento.</w:t>
+      </w:r>
+    </w:p>
+    <w:p>
+      <w:pPr>
+        <w:pStyle w:val="ListParagraph"/>
+        <w:jc w:val="both"/>
+        <w:rPr>
+          <w:rFonts w:ascii="Arial" w:hAnsi="Arial" w:cs="Arial"/>
+          <w:b/>
+          <w:color w:val="C9211E"/>
+          <w:lang w:val="en-US"/>
+        </w:rPr>
+      </w:pPr>
+      <w:r>
+        <w:rPr>
+          <w:rFonts w:cs="Arial" w:ascii="Arial" w:hAnsi="Arial"/>
+          <w:b/>
+          <w:color w:val="C9211E"/>
+          <w:lang w:val="en-US"/>
+        </w:rPr>
+      </w:r>
+    </w:p>
+    <w:p>
+      <w:pPr>
+        <w:pStyle w:val="ListParagraph"/>
+        <w:jc w:val="both"/>
+        <w:rPr>
+          <w:rFonts w:ascii="Arial" w:hAnsi="Arial" w:cs="Arial"/>
+          <w:b/>
+          <w:color w:val="C9211E"/>
+          <w:lang w:val="en-US"/>
+        </w:rPr>
+      </w:pPr>
+      <w:r>
+        <w:rPr>
+          <w:rFonts w:cs="Arial" w:ascii="Arial" w:hAnsi="Arial"/>
+          <w:b/>
+          <w:color w:val="C9211E"/>
+          <w:lang w:val="en-US"/>
+        </w:rPr>
+        <w:t>Como esperado, o resultado de recognition rate é maior para valores maiores de states e clusters, atingindo o valor de 91,42% para o melhor modelo com 10k exemplos. É importente evidenciar que é possivel atingir resultados de RR superiores à 99% com CNNs simples ou outros modelos de classificaçao no dataset MNIST, o que indica que este modelo nao performou bem.</w:t>
+      </w:r>
+    </w:p>
+    <w:p>
+      <w:pPr>
+        <w:pStyle w:val="ListParagraph"/>
+        <w:jc w:val="both"/>
+        <w:rPr>
+          <w:rFonts w:ascii="Arial" w:hAnsi="Arial" w:cs="Arial"/>
+          <w:b/>
+          <w:color w:val="C9211E"/>
+          <w:lang w:val="en-US"/>
+        </w:rPr>
+      </w:pPr>
+      <w:r>
+        <w:rPr>
+          <w:rFonts w:cs="Arial" w:ascii="Arial" w:hAnsi="Arial"/>
+          <w:b/>
+          <w:color w:val="C9211E"/>
+          <w:lang w:val="en-US"/>
+        </w:rPr>
+      </w:r>
+    </w:p>
+    <w:p>
+      <w:pPr>
+        <w:pStyle w:val="ListParagraph"/>
+        <w:jc w:val="both"/>
+        <w:rPr>
+          <w:rFonts w:ascii="Arial" w:hAnsi="Arial" w:cs="Arial"/>
+          <w:b/>
+          <w:color w:val="C9211E"/>
+          <w:lang w:val="en-US"/>
+        </w:rPr>
+      </w:pPr>
+      <w:r>
+        <w:rPr>
+          <w:rFonts w:cs="Arial" w:ascii="Arial" w:hAnsi="Arial"/>
+          <w:b/>
+          <w:color w:val="C9211E"/>
+          <w:lang w:val="en-US"/>
+        </w:rPr>
+        <w:t xml:space="preserve">No que se refere ao tamanho do dataset de treinamento, o resultados do modelo de 54k exemplos nao foi consideravelmente melhor que do modelo com apenas 10k exemplos, pois o modelo FowardBackward nao é forte o suficiente para melhorar bastante a interpretaçao de exemplos complexos. Além disso, o tempo de treinamento foi bastante longo, o que sugere que aumentar o numero de exemplos possa nao ser interessante para o modelo FowardBackward. </w:t>
+      </w:r>
+    </w:p>
+    <w:p>
+      <w:pPr>
+        <w:pStyle w:val="ListParagraph"/>
+        <w:jc w:val="both"/>
+        <w:rPr>
+          <w:rFonts w:ascii="Arial" w:hAnsi="Arial" w:cs="Arial"/>
+          <w:b/>
+          <w:color w:val="C9211E"/>
+          <w:lang w:val="en-US"/>
+        </w:rPr>
+      </w:pPr>
+      <w:r>
+        <w:rPr>
+          <w:rFonts w:cs="Arial" w:ascii="Arial" w:hAnsi="Arial"/>
+          <w:b/>
+          <w:color w:val="C9211E"/>
+          <w:lang w:val="en-US"/>
+        </w:rPr>
       </w:r>
     </w:p>
     <w:p>
@@ -7980,7 +8292,7 @@
               <w:widowControl/>
               <w:numPr>
                 <w:ilvl w:val="0"/>
-                <w:numId w:val="1"/>
+                <w:numId w:val="0"/>
               </w:numPr>
               <w:suppressAutoHyphens w:val="true"/>
               <w:spacing w:before="0" w:after="0"/>
@@ -8000,6 +8312,7 @@
                 <w:i/>
                 <w:iCs/>
               </w:rPr>
+              <w:t>81.57 %</w:t>
             </w:r>
           </w:p>
         </w:tc>
@@ -8119,7 +8432,7 @@
               <w:widowControl/>
               <w:numPr>
                 <w:ilvl w:val="0"/>
-                <w:numId w:val="1"/>
+                <w:numId w:val="0"/>
               </w:numPr>
               <w:suppressAutoHyphens w:val="true"/>
               <w:spacing w:before="0" w:after="0"/>
@@ -8139,6 +8452,7 @@
                 <w:i/>
                 <w:iCs/>
               </w:rPr>
+              <w:t>85.2 %</w:t>
             </w:r>
           </w:p>
         </w:tc>
@@ -8258,7 +8572,7 @@
               <w:widowControl/>
               <w:numPr>
                 <w:ilvl w:val="0"/>
-                <w:numId w:val="1"/>
+                <w:numId w:val="0"/>
               </w:numPr>
               <w:suppressAutoHyphens w:val="true"/>
               <w:spacing w:before="0" w:after="0"/>
@@ -8278,6 +8592,7 @@
                 <w:i/>
                 <w:iCs/>
               </w:rPr>
+              <w:t>87.78 %</w:t>
             </w:r>
           </w:p>
         </w:tc>
@@ -8397,7 +8712,7 @@
               <w:widowControl/>
               <w:numPr>
                 <w:ilvl w:val="0"/>
-                <w:numId w:val="1"/>
+                <w:numId w:val="0"/>
               </w:numPr>
               <w:suppressAutoHyphens w:val="true"/>
               <w:spacing w:before="0" w:after="0"/>
@@ -8417,6 +8732,7 @@
                 <w:i/>
                 <w:iCs/>
               </w:rPr>
+              <w:t>84.78 %</w:t>
             </w:r>
           </w:p>
         </w:tc>
@@ -8536,7 +8852,7 @@
               <w:widowControl/>
               <w:numPr>
                 <w:ilvl w:val="0"/>
-                <w:numId w:val="1"/>
+                <w:numId w:val="0"/>
               </w:numPr>
               <w:suppressAutoHyphens w:val="true"/>
               <w:spacing w:before="0" w:after="0"/>
@@ -8556,6 +8872,7 @@
                 <w:i/>
                 <w:iCs/>
               </w:rPr>
+              <w:t>88.04 %</w:t>
             </w:r>
           </w:p>
         </w:tc>
@@ -8681,7 +8998,7 @@
               <w:widowControl/>
               <w:numPr>
                 <w:ilvl w:val="0"/>
-                <w:numId w:val="1"/>
+                <w:numId w:val="0"/>
               </w:numPr>
               <w:suppressAutoHyphens w:val="true"/>
               <w:spacing w:before="0" w:after="0"/>
@@ -8701,6 +9018,7 @@
                 <w:i/>
                 <w:iCs/>
               </w:rPr>
+              <w:t>89.4 %</w:t>
             </w:r>
           </w:p>
         </w:tc>
@@ -8826,7 +9144,7 @@
               <w:widowControl/>
               <w:numPr>
                 <w:ilvl w:val="0"/>
-                <w:numId w:val="1"/>
+                <w:numId w:val="0"/>
               </w:numPr>
               <w:suppressAutoHyphens w:val="true"/>
               <w:spacing w:before="0" w:after="0"/>
@@ -8846,6 +9164,7 @@
                 <w:i/>
                 <w:iCs/>
               </w:rPr>
+              <w:t>81.24 %</w:t>
             </w:r>
           </w:p>
         </w:tc>
@@ -8884,6 +9203,21 @@
     <w:p>
       <w:pPr>
         <w:pStyle w:val="Normal"/>
+        <w:rPr>
+          <w:bCs/>
+          <w:lang w:val="en-US"/>
+        </w:rPr>
+      </w:pPr>
+      <w:r>
+        <w:rPr>
+          <w:bCs/>
+          <w:lang w:val="en-US"/>
+        </w:rPr>
+      </w:r>
+    </w:p>
+    <w:p>
+      <w:pPr>
+        <w:pStyle w:val="Normal"/>
         <w:jc w:val="both"/>
         <w:rPr>
           <w:b/>
@@ -8899,13 +9233,54 @@
           <w:color w:val="C9211E"/>
           <w:lang w:val="en-US"/>
         </w:rPr>
+        <w:t xml:space="preserve">É evidente que o treinamento utilizando o método Viterbi foi mais rapido que para o FowardBacward, porém este apresentou um resultado de recognition rate inferior. Isso pode ter sido causado pelo constante atingimento de minimos locais </w:t>
+      </w:r>
+    </w:p>
+    <w:p>
+      <w:pPr>
+        <w:pStyle w:val="Normal"/>
+        <w:jc w:val="both"/>
+        <w:rPr>
+          <w:b/>
+          <w:bCs/>
+          <w:color w:val="C9211E"/>
+          <w:lang w:val="en-US"/>
+        </w:rPr>
+      </w:pPr>
+      <w:r>
+        <w:rPr>
+          <w:b/>
+          <w:bCs/>
+          <w:color w:val="C9211E"/>
+          <w:lang w:val="en-US"/>
+        </w:rPr>
+      </w:r>
+    </w:p>
+    <w:p>
+      <w:pPr>
+        <w:pStyle w:val="Normal"/>
+        <w:jc w:val="both"/>
+        <w:rPr>
+          <w:b/>
+          <w:bCs/>
+          <w:color w:val="C9211E"/>
+          <w:lang w:val="en-US"/>
+        </w:rPr>
+      </w:pPr>
+      <w:r>
+        <w:rPr>
+          <w:b/>
+          <w:bCs/>
+          <w:color w:val="C9211E"/>
+          <w:lang w:val="en-US"/>
+        </w:rPr>
         <w:t>Funciona, mas cai no caso de minimo local. Nos da apenas uma sequencia de etat cache, que preve de forma binaria, entao preve mal no inicio, começa mal. FB faz a média e guarda todas as informaçoes entao nao parte na direçao errada.</w:t>
       </w:r>
     </w:p>
     <w:sectPr>
-      <w:footerReference w:type="even" r:id="rId8"/>
-      <w:footerReference w:type="default" r:id="rId9"/>
-      <w:footerReference w:type="first" r:id="rId10"/>
+      <w:footerReference w:type="even" r:id="rId10"/>
+      <w:footerReference w:type="default" r:id="rId11"/>
+      <w:footerReference w:type="first" r:id="rId12"/>
       <w:type w:val="nextPage"/>
       <w:pgSz w:w="11906" w:h="16838"/>
       <w:pgMar w:left="1417" w:right="1417" w:gutter="0" w:header="0" w:top="1417" w:footer="708" w:bottom="1417"/>
@@ -8941,7 +9316,7 @@
               <wp:extent cx="14605" cy="14605"/>
               <wp:effectExtent l="0" t="0" r="0" b="0"/>
               <wp:wrapNone/>
-              <wp:docPr id="7" name="Cadre1"/>
+              <wp:docPr id="9" name="Cadre1"/>
               <a:graphic xmlns:a="http://schemas.openxmlformats.org/drawingml/2006/main">
                 <a:graphicData uri="http://schemas.microsoft.com/office/word/2010/wordprocessingShape">
                   <wps:wsp>
@@ -8986,30 +9361,35 @@
                               <w:r>
                                 <w:rPr>
                                   <w:rStyle w:val="PageNumber"/>
+                                  <w:color w:val="000000"/>
                                 </w:rPr>
                                 <w:fldChar w:fldCharType="begin"/>
                               </w:r>
                               <w:r>
                                 <w:rPr>
                                   <w:rStyle w:val="PageNumber"/>
+                                  <w:color w:val="000000"/>
                                 </w:rPr>
                                 <w:instrText xml:space="preserve"> PAGE </w:instrText>
                               </w:r>
                               <w:r>
                                 <w:rPr>
                                   <w:rStyle w:val="PageNumber"/>
+                                  <w:color w:val="000000"/>
                                 </w:rPr>
                                 <w:fldChar w:fldCharType="separate"/>
                               </w:r>
                               <w:r>
                                 <w:rPr>
                                   <w:rStyle w:val="PageNumber"/>
+                                  <w:color w:val="000000"/>
                                 </w:rPr>
                                 <w:t>0</w:t>
                               </w:r>
                               <w:r>
                                 <w:rPr>
                                   <w:rStyle w:val="PageNumber"/>
+                                  <w:color w:val="000000"/>
                                 </w:rPr>
                                 <w:fldChar w:fldCharType="end"/>
                               </w:r>
@@ -9029,8 +9409,8 @@
         </mc:Choice>
         <mc:Fallback>
           <w:pict>
-            <v:rect id="shape_0" ID="Cadre1" path="m0,0l-2147483645,0l-2147483645,-2147483646l0,-2147483646xe" fillcolor="white" stroked="f" o:allowincell="f" style="position:absolute;margin-left:0pt;margin-top:0.05pt;width:1.1pt;height:1.1pt;mso-wrap-style:square;v-text-anchor:top;mso-position-horizontal:center;mso-position-horizontal-relative:margin">
-              <v:fill o:detectmouseclick="t" type="solid" color2="black" opacity="0"/>
+            <v:rect id="shape_0" ID="Cadre1" path="m0,0l-2147483645,0l-2147483645,-2147483646l0,-2147483646xe" stroked="f" o:allowincell="f" style="position:absolute;margin-left:0pt;margin-top:0.05pt;width:1.1pt;height:1.1pt;mso-wrap-style:square;v-text-anchor:top;mso-position-horizontal:center;mso-position-horizontal-relative:margin">
+              <v:fill o:detectmouseclick="t" on="false"/>
               <v:stroke color="#3465a4" joinstyle="round" endcap="flat"/>
               <v:textbox>
                 <w:txbxContent>
@@ -9053,30 +9433,35 @@
                         <w:r>
                           <w:rPr>
                             <w:rStyle w:val="PageNumber"/>
+                            <w:color w:val="000000"/>
                           </w:rPr>
                           <w:fldChar w:fldCharType="begin"/>
                         </w:r>
                         <w:r>
                           <w:rPr>
                             <w:rStyle w:val="PageNumber"/>
+                            <w:color w:val="000000"/>
                           </w:rPr>
                           <w:instrText xml:space="preserve"> PAGE </w:instrText>
                         </w:r>
                         <w:r>
                           <w:rPr>
                             <w:rStyle w:val="PageNumber"/>
+                            <w:color w:val="000000"/>
                           </w:rPr>
                           <w:fldChar w:fldCharType="separate"/>
                         </w:r>
                         <w:r>
                           <w:rPr>
                             <w:rStyle w:val="PageNumber"/>
+                            <w:color w:val="000000"/>
                           </w:rPr>
                           <w:t>0</w:t>
                         </w:r>
                         <w:r>
                           <w:rPr>
                             <w:rStyle w:val="PageNumber"/>
+                            <w:color w:val="000000"/>
                           </w:rPr>
                           <w:fldChar w:fldCharType="end"/>
                         </w:r>
@@ -9107,7 +9492,7 @@
       <mc:AlternateContent>
         <mc:Choice Requires="wps">
           <w:drawing>
-            <wp:anchor behindDoc="1" distT="0" distB="0" distL="0" distR="0" simplePos="0" locked="0" layoutInCell="0" allowOverlap="1" relativeHeight="18">
+            <wp:anchor behindDoc="1" distT="0" distB="0" distL="0" distR="0" simplePos="0" locked="0" layoutInCell="0" allowOverlap="1" relativeHeight="17">
               <wp:simplePos x="0" y="0"/>
               <wp:positionH relativeFrom="margin">
                 <wp:align>center</wp:align>
@@ -9118,7 +9503,7 @@
               <wp:extent cx="78105" cy="184785"/>
               <wp:effectExtent l="0" t="0" r="0" b="0"/>
               <wp:wrapNone/>
-              <wp:docPr id="8" name="Cadre2"/>
+              <wp:docPr id="10" name="Cadre2"/>
               <a:graphic xmlns:a="http://schemas.openxmlformats.org/drawingml/2006/main">
                 <a:graphicData uri="http://schemas.microsoft.com/office/word/2010/wordprocessingShape">
                   <wps:wsp>
@@ -9163,30 +9548,35 @@
                               <w:r>
                                 <w:rPr>
                                   <w:rStyle w:val="PageNumber"/>
+                                  <w:color w:val="000000"/>
                                 </w:rPr>
                                 <w:fldChar w:fldCharType="begin"/>
                               </w:r>
                               <w:r>
                                 <w:rPr>
                                   <w:rStyle w:val="PageNumber"/>
+                                  <w:color w:val="000000"/>
                                 </w:rPr>
                                 <w:instrText xml:space="preserve"> PAGE </w:instrText>
                               </w:r>
                               <w:r>
                                 <w:rPr>
                                   <w:rStyle w:val="PageNumber"/>
+                                  <w:color w:val="000000"/>
                                 </w:rPr>
                                 <w:fldChar w:fldCharType="separate"/>
                               </w:r>
                               <w:r>
                                 <w:rPr>
                                   <w:rStyle w:val="PageNumber"/>
+                                  <w:color w:val="000000"/>
                                 </w:rPr>
-                                <w:t>5</w:t>
+                                <w:t>6</w:t>
                               </w:r>
                               <w:r>
                                 <w:rPr>
                                   <w:rStyle w:val="PageNumber"/>
+                                  <w:color w:val="000000"/>
                                 </w:rPr>
                                 <w:fldChar w:fldCharType="end"/>
                               </w:r>
@@ -9206,8 +9596,8 @@
         </mc:Choice>
         <mc:Fallback>
           <w:pict>
-            <v:rect id="shape_0" ID="Cadre2" path="m0,0l-2147483645,0l-2147483645,-2147483646l0,-2147483646xe" fillcolor="white" stroked="f" o:allowincell="f" style="position:absolute;margin-left:223.7pt;margin-top:0.05pt;width:6.1pt;height:14.5pt;mso-wrap-style:square;v-text-anchor:top;mso-position-horizontal:center;mso-position-horizontal-relative:margin">
-              <v:fill o:detectmouseclick="t" type="solid" color2="black" opacity="0"/>
+            <v:rect id="shape_0" ID="Cadre2" path="m0,0l-2147483645,0l-2147483645,-2147483646l0,-2147483646xe" stroked="f" o:allowincell="f" style="position:absolute;margin-left:223.7pt;margin-top:0.05pt;width:6.1pt;height:14.5pt;mso-wrap-style:square;v-text-anchor:top;mso-position-horizontal:center;mso-position-horizontal-relative:margin">
+              <v:fill o:detectmouseclick="t" on="false"/>
               <v:stroke color="#3465a4" joinstyle="round" endcap="flat"/>
               <v:textbox>
                 <w:txbxContent>
@@ -9230,30 +9620,35 @@
                         <w:r>
                           <w:rPr>
                             <w:rStyle w:val="PageNumber"/>
+                            <w:color w:val="000000"/>
                           </w:rPr>
                           <w:fldChar w:fldCharType="begin"/>
                         </w:r>
                         <w:r>
                           <w:rPr>
                             <w:rStyle w:val="PageNumber"/>
+                            <w:color w:val="000000"/>
                           </w:rPr>
                           <w:instrText xml:space="preserve"> PAGE </w:instrText>
                         </w:r>
                         <w:r>
                           <w:rPr>
                             <w:rStyle w:val="PageNumber"/>
+                            <w:color w:val="000000"/>
                           </w:rPr>
                           <w:fldChar w:fldCharType="separate"/>
                         </w:r>
                         <w:r>
                           <w:rPr>
                             <w:rStyle w:val="PageNumber"/>
+                            <w:color w:val="000000"/>
                           </w:rPr>
-                          <w:t>5</w:t>
+                          <w:t>6</w:t>
                         </w:r>
                         <w:r>
                           <w:rPr>
                             <w:rStyle w:val="PageNumber"/>
+                            <w:color w:val="000000"/>
                           </w:rPr>
                           <w:fldChar w:fldCharType="end"/>
                         </w:r>
@@ -9284,7 +9679,7 @@
       <mc:AlternateContent>
         <mc:Choice Requires="wps">
           <w:drawing>
-            <wp:anchor behindDoc="1" distT="0" distB="0" distL="0" distR="0" simplePos="0" locked="0" layoutInCell="0" allowOverlap="1" relativeHeight="18">
+            <wp:anchor behindDoc="1" distT="0" distB="0" distL="0" distR="0" simplePos="0" locked="0" layoutInCell="0" allowOverlap="1" relativeHeight="17">
               <wp:simplePos x="0" y="0"/>
               <wp:positionH relativeFrom="margin">
                 <wp:align>center</wp:align>
@@ -9295,7 +9690,7 @@
               <wp:extent cx="78105" cy="184785"/>
               <wp:effectExtent l="0" t="0" r="0" b="0"/>
               <wp:wrapNone/>
-              <wp:docPr id="9" name="Cadre2"/>
+              <wp:docPr id="11" name="Cadre2"/>
               <a:graphic xmlns:a="http://schemas.openxmlformats.org/drawingml/2006/main">
                 <a:graphicData uri="http://schemas.microsoft.com/office/word/2010/wordprocessingShape">
                   <wps:wsp>
@@ -9340,30 +9735,35 @@
                               <w:r>
                                 <w:rPr>
                                   <w:rStyle w:val="PageNumber"/>
+                                  <w:color w:val="000000"/>
                                 </w:rPr>
                                 <w:fldChar w:fldCharType="begin"/>
                               </w:r>
                               <w:r>
                                 <w:rPr>
                                   <w:rStyle w:val="PageNumber"/>
+                                  <w:color w:val="000000"/>
                                 </w:rPr>
                                 <w:instrText xml:space="preserve"> PAGE </w:instrText>
                               </w:r>
                               <w:r>
                                 <w:rPr>
                                   <w:rStyle w:val="PageNumber"/>
+                                  <w:color w:val="000000"/>
                                 </w:rPr>
                                 <w:fldChar w:fldCharType="separate"/>
                               </w:r>
                               <w:r>
                                 <w:rPr>
                                   <w:rStyle w:val="PageNumber"/>
+                                  <w:color w:val="000000"/>
                                 </w:rPr>
-                                <w:t>5</w:t>
+                                <w:t>6</w:t>
                               </w:r>
                               <w:r>
                                 <w:rPr>
                                   <w:rStyle w:val="PageNumber"/>
+                                  <w:color w:val="000000"/>
                                 </w:rPr>
                                 <w:fldChar w:fldCharType="end"/>
                               </w:r>
@@ -9383,8 +9783,8 @@
         </mc:Choice>
         <mc:Fallback>
           <w:pict>
-            <v:rect id="shape_0" ID="Cadre2" path="m0,0l-2147483645,0l-2147483645,-2147483646l0,-2147483646xe" fillcolor="white" stroked="f" o:allowincell="f" style="position:absolute;margin-left:223.7pt;margin-top:0.05pt;width:6.1pt;height:14.5pt;mso-wrap-style:square;v-text-anchor:top;mso-position-horizontal:center;mso-position-horizontal-relative:margin">
-              <v:fill o:detectmouseclick="t" type="solid" color2="black" opacity="0"/>
+            <v:rect id="shape_0" ID="Cadre2" path="m0,0l-2147483645,0l-2147483645,-2147483646l0,-2147483646xe" stroked="f" o:allowincell="f" style="position:absolute;margin-left:223.7pt;margin-top:0.05pt;width:6.1pt;height:14.5pt;mso-wrap-style:square;v-text-anchor:top;mso-position-horizontal:center;mso-position-horizontal-relative:margin">
+              <v:fill o:detectmouseclick="t" on="false"/>
               <v:stroke color="#3465a4" joinstyle="round" endcap="flat"/>
               <v:textbox>
                 <w:txbxContent>
@@ -9407,30 +9807,35 @@
                         <w:r>
                           <w:rPr>
                             <w:rStyle w:val="PageNumber"/>
+                            <w:color w:val="000000"/>
                           </w:rPr>
                           <w:fldChar w:fldCharType="begin"/>
                         </w:r>
                         <w:r>
                           <w:rPr>
                             <w:rStyle w:val="PageNumber"/>
+                            <w:color w:val="000000"/>
                           </w:rPr>
                           <w:instrText xml:space="preserve"> PAGE </w:instrText>
                         </w:r>
                         <w:r>
                           <w:rPr>
                             <w:rStyle w:val="PageNumber"/>
+                            <w:color w:val="000000"/>
                           </w:rPr>
                           <w:fldChar w:fldCharType="separate"/>
                         </w:r>
                         <w:r>
                           <w:rPr>
                             <w:rStyle w:val="PageNumber"/>
+                            <w:color w:val="000000"/>
                           </w:rPr>
-                          <w:t>5</w:t>
+                          <w:t>6</w:t>
                         </w:r>
                         <w:r>
                           <w:rPr>
                             <w:rStyle w:val="PageNumber"/>
+                            <w:color w:val="000000"/>
                           </w:rPr>
                           <w:fldChar w:fldCharType="end"/>
                         </w:r>
@@ -10470,6 +10875,11 @@
     <w:rsid w:val="00e434f6"/>
     <w:rPr/>
   </w:style>
+  <w:style w:type="character" w:styleId="Caractresdenumrotation">
+    <w:name w:val="Caractères de numérotation"/>
+    <w:qFormat/>
+    <w:rPr/>
+  </w:style>
   <w:style w:type="paragraph" w:styleId="Titre">
     <w:name w:val="Titre"/>
     <w:basedOn w:val="Normal"/>

--- a/ML Sequence/2-TP-HMM Training Etudiant/Seance-HMM-Training.docx
+++ b/ML Sequence/2-TP-HMM Training Etudiant/Seance-HMM-Training.docx
@@ -6598,7 +6598,7 @@
               <w:widowControl/>
               <w:numPr>
                 <w:ilvl w:val="0"/>
-                <w:numId w:val="1"/>
+                <w:numId w:val="0"/>
               </w:numPr>
               <w:suppressAutoHyphens w:val="true"/>
               <w:spacing w:before="0" w:after="0"/>
@@ -6618,6 +6618,7 @@
                 <w:i/>
                 <w:iCs/>
               </w:rPr>
+              <w:t>89.98 %</w:t>
             </w:r>
           </w:p>
         </w:tc>
@@ -6993,7 +6994,61 @@
           <w:color w:val="C9211E"/>
           <w:lang w:val="en-US"/>
         </w:rPr>
-        <w:t xml:space="preserve">No que se refere ao tamanho do dataset de treinamento, o resultados do modelo de 54k exemplos nao foi consideravelmente melhor que do modelo com apenas 10k exemplos, pois o modelo FowardBackward nao é forte o suficiente para melhorar bastante a interpretaçao de exemplos complexos. Além disso, o tempo de treinamento foi bastante longo, o que sugere que aumentar o numero de exemplos possa nao ser interessante para o modelo FowardBackward. </w:t>
+        <w:t>No que se refere ao tamanho do dataset de treinamento, o resultados do modelo de 54k exemplos nao foi melhor que do modelo com apenas 10k exemplos, pois o</w:t>
+      </w:r>
+      <w:r>
+        <w:rPr>
+          <w:rFonts w:cs="Arial" w:ascii="Arial" w:hAnsi="Arial"/>
+          <w:b/>
+          <w:color w:val="C9211E"/>
+          <w:lang w:val="en-US"/>
+        </w:rPr>
+        <w:t xml:space="preserve">s outros exemplos podem ter trazido uma variaçao maior aos dados, que o </w:t>
+      </w:r>
+      <w:r>
+        <w:rPr>
+          <w:rFonts w:cs="Arial" w:ascii="Arial" w:hAnsi="Arial"/>
+          <w:b/>
+          <w:color w:val="C9211E"/>
+          <w:lang w:val="en-US"/>
+        </w:rPr>
+        <w:t xml:space="preserve">modelo FowardBackward nao </w:t>
+      </w:r>
+      <w:r>
+        <w:rPr>
+          <w:rFonts w:cs="Arial" w:ascii="Arial" w:hAnsi="Arial"/>
+          <w:b/>
+          <w:color w:val="C9211E"/>
+          <w:lang w:val="en-US"/>
+        </w:rPr>
+        <w:t>foi</w:t>
+      </w:r>
+      <w:r>
+        <w:rPr>
+          <w:rFonts w:cs="Arial" w:ascii="Arial" w:hAnsi="Arial"/>
+          <w:b/>
+          <w:color w:val="C9211E"/>
+          <w:lang w:val="en-US"/>
+        </w:rPr>
+        <w:t xml:space="preserve"> forte o suficiente para </w:t>
+      </w:r>
+      <w:r>
+        <w:rPr>
+          <w:rFonts w:cs="Arial" w:ascii="Arial" w:hAnsi="Arial"/>
+          <w:b/>
+          <w:color w:val="C9211E"/>
+          <w:lang w:val="en-US"/>
+        </w:rPr>
+        <w:t>aprender</w:t>
+      </w:r>
+      <w:r>
+        <w:rPr>
+          <w:rFonts w:cs="Arial" w:ascii="Arial" w:hAnsi="Arial"/>
+          <w:b/>
+          <w:color w:val="C9211E"/>
+          <w:lang w:val="en-US"/>
+        </w:rPr>
+        <w:t xml:space="preserve">. Além disso, o tempo de treinamento foi bastante longo, o que sugere que aumentar o numero de exemplos possa nao ser interessante para o modelo FowardBackward. </w:t>
       </w:r>
     </w:p>
     <w:p>
@@ -9277,10 +9332,226 @@
         <w:t>Funciona, mas cai no caso de minimo local. Nos da apenas uma sequencia de etat cache, que preve de forma binaria, entao preve mal no inicio, começa mal. FB faz a média e guarda todas as informaçoes entao nao parte na direçao errada.</w:t>
       </w:r>
     </w:p>
+    <w:p>
+      <w:pPr>
+        <w:pStyle w:val="Normal"/>
+        <w:jc w:val="both"/>
+        <w:rPr>
+          <w:b/>
+          <w:bCs/>
+          <w:color w:val="C9211E"/>
+          <w:lang w:val="en-US"/>
+        </w:rPr>
+      </w:pPr>
+      <w:r>
+        <w:rPr/>
+      </w:r>
+    </w:p>
+    <w:p>
+      <w:pPr>
+        <w:pStyle w:val="Normal"/>
+        <w:jc w:val="both"/>
+        <w:rPr>
+          <w:b/>
+          <w:bCs/>
+          <w:color w:val="C9211E"/>
+          <w:lang w:val="en-US"/>
+        </w:rPr>
+      </w:pPr>
+      <w:r>
+        <w:rPr>
+          <w:b/>
+          <w:bCs/>
+          <w:color w:val="C9211E"/>
+          <w:lang w:val="en-US"/>
+        </w:rPr>
+        <w:t>Novamente, aumentar o numero de exemplos ocasionou na diminuiçao do RR, o que sugere que a variaçao dos exemplos adicionados trazem consigo uma maior complexidade para os dados, o que atrapalha na representaçao do modelo.</w:t>
+      </w:r>
+    </w:p>
+    <w:p>
+      <w:pPr>
+        <w:pStyle w:val="Normal"/>
+        <w:jc w:val="both"/>
+        <w:rPr>
+          <w:b/>
+          <w:bCs/>
+          <w:color w:val="C9211E"/>
+          <w:lang w:val="en-US"/>
+        </w:rPr>
+      </w:pPr>
+      <w:r>
+        <w:rPr/>
+      </w:r>
+    </w:p>
+    <w:p>
+      <w:pPr>
+        <w:pStyle w:val="Normal"/>
+        <w:jc w:val="both"/>
+        <w:rPr>
+          <w:b/>
+          <w:bCs/>
+          <w:color w:val="C9211E"/>
+          <w:lang w:val="en-US"/>
+        </w:rPr>
+      </w:pPr>
+      <w:r>
+        <w:rPr/>
+      </w:r>
+    </w:p>
+    <w:p>
+      <w:pPr>
+        <w:pStyle w:val="Normal"/>
+        <w:jc w:val="both"/>
+        <w:rPr>
+          <w:b/>
+          <w:bCs/>
+          <w:color w:val="C9211E"/>
+          <w:lang w:val="en-US"/>
+        </w:rPr>
+      </w:pPr>
+      <w:r>
+        <w:rPr/>
+        <w:drawing>
+          <wp:anchor behindDoc="0" distT="0" distB="0" distL="0" distR="0" simplePos="0" locked="0" layoutInCell="0" allowOverlap="1" relativeHeight="40">
+            <wp:simplePos x="0" y="0"/>
+            <wp:positionH relativeFrom="column">
+              <wp:align>center</wp:align>
+            </wp:positionH>
+            <wp:positionV relativeFrom="paragraph">
+              <wp:posOffset>635</wp:posOffset>
+            </wp:positionV>
+            <wp:extent cx="2630170" cy="2033905"/>
+            <wp:effectExtent l="0" t="0" r="0" b="0"/>
+            <wp:wrapSquare wrapText="largest"/>
+            <wp:docPr id="9" name="Image7" descr=""/>
+            <wp:cNvGraphicFramePr>
+              <a:graphicFrameLocks xmlns:a="http://schemas.openxmlformats.org/drawingml/2006/main" noChangeAspect="1"/>
+            </wp:cNvGraphicFramePr>
+            <a:graphic xmlns:a="http://schemas.openxmlformats.org/drawingml/2006/main">
+              <a:graphicData uri="http://schemas.openxmlformats.org/drawingml/2006/picture">
+                <pic:pic xmlns:pic="http://schemas.openxmlformats.org/drawingml/2006/picture">
+                  <pic:nvPicPr>
+                    <pic:cNvPr id="9" name="Image7" descr=""/>
+                    <pic:cNvPicPr>
+                      <a:picLocks noChangeAspect="1" noChangeArrowheads="1"/>
+                    </pic:cNvPicPr>
+                  </pic:nvPicPr>
+                  <pic:blipFill>
+                    <a:blip r:embed="rId10"/>
+                    <a:stretch>
+                      <a:fillRect/>
+                    </a:stretch>
+                  </pic:blipFill>
+                  <pic:spPr bwMode="auto">
+                    <a:xfrm>
+                      <a:off x="0" y="0"/>
+                      <a:ext cx="2630170" cy="2033905"/>
+                    </a:xfrm>
+                    <a:prstGeom prst="rect">
+                      <a:avLst/>
+                    </a:prstGeom>
+                  </pic:spPr>
+                </pic:pic>
+              </a:graphicData>
+            </a:graphic>
+          </wp:anchor>
+        </w:drawing>
+      </w:r>
+    </w:p>
+    <w:p>
+      <w:pPr>
+        <w:pStyle w:val="Normal"/>
+        <w:jc w:val="both"/>
+        <w:rPr>
+          <w:b/>
+          <w:bCs/>
+          <w:color w:val="C9211E"/>
+          <w:lang w:val="en-US"/>
+        </w:rPr>
+      </w:pPr>
+      <w:r>
+        <w:rPr/>
+      </w:r>
+    </w:p>
+    <w:p>
+      <w:pPr>
+        <w:pStyle w:val="Normal"/>
+        <w:jc w:val="both"/>
+        <w:rPr>
+          <w:b/>
+          <w:bCs/>
+          <w:color w:val="C9211E"/>
+          <w:lang w:val="en-US"/>
+        </w:rPr>
+      </w:pPr>
+      <w:r>
+        <w:rPr/>
+      </w:r>
+    </w:p>
+    <w:p>
+      <w:pPr>
+        <w:pStyle w:val="Normal"/>
+        <w:jc w:val="both"/>
+        <w:rPr>
+          <w:b/>
+          <w:bCs/>
+          <w:color w:val="C9211E"/>
+          <w:lang w:val="en-US"/>
+        </w:rPr>
+      </w:pPr>
+      <w:r>
+        <w:rPr/>
+        <w:drawing>
+          <wp:anchor behindDoc="0" distT="0" distB="0" distL="0" distR="0" simplePos="0" locked="0" layoutInCell="0" allowOverlap="1" relativeHeight="39">
+            <wp:simplePos x="0" y="0"/>
+            <wp:positionH relativeFrom="column">
+              <wp:align>center</wp:align>
+            </wp:positionH>
+            <wp:positionV relativeFrom="paragraph">
+              <wp:posOffset>635</wp:posOffset>
+            </wp:positionV>
+            <wp:extent cx="5760720" cy="316230"/>
+            <wp:effectExtent l="0" t="0" r="0" b="0"/>
+            <wp:wrapSquare wrapText="largest"/>
+            <wp:docPr id="10" name="Image4" descr=""/>
+            <wp:cNvGraphicFramePr>
+              <a:graphicFrameLocks xmlns:a="http://schemas.openxmlformats.org/drawingml/2006/main" noChangeAspect="1"/>
+            </wp:cNvGraphicFramePr>
+            <a:graphic xmlns:a="http://schemas.openxmlformats.org/drawingml/2006/main">
+              <a:graphicData uri="http://schemas.openxmlformats.org/drawingml/2006/picture">
+                <pic:pic xmlns:pic="http://schemas.openxmlformats.org/drawingml/2006/picture">
+                  <pic:nvPicPr>
+                    <pic:cNvPr id="10" name="Image4" descr=""/>
+                    <pic:cNvPicPr>
+                      <a:picLocks noChangeAspect="1" noChangeArrowheads="1"/>
+                    </pic:cNvPicPr>
+                  </pic:nvPicPr>
+                  <pic:blipFill>
+                    <a:blip r:embed="rId11"/>
+                    <a:stretch>
+                      <a:fillRect/>
+                    </a:stretch>
+                  </pic:blipFill>
+                  <pic:spPr bwMode="auto">
+                    <a:xfrm>
+                      <a:off x="0" y="0"/>
+                      <a:ext cx="5760720" cy="316230"/>
+                    </a:xfrm>
+                    <a:prstGeom prst="rect">
+                      <a:avLst/>
+                    </a:prstGeom>
+                  </pic:spPr>
+                </pic:pic>
+              </a:graphicData>
+            </a:graphic>
+          </wp:anchor>
+        </w:drawing>
+      </w:r>
+    </w:p>
     <w:sectPr>
-      <w:footerReference w:type="even" r:id="rId10"/>
-      <w:footerReference w:type="default" r:id="rId11"/>
-      <w:footerReference w:type="first" r:id="rId12"/>
+      <w:footerReference w:type="even" r:id="rId12"/>
+      <w:footerReference w:type="default" r:id="rId13"/>
+      <w:footerReference w:type="first" r:id="rId14"/>
       <w:type w:val="nextPage"/>
       <w:pgSz w:w="11906" w:h="16838"/>
       <w:pgMar w:left="1417" w:right="1417" w:gutter="0" w:header="0" w:top="1417" w:footer="708" w:bottom="1417"/>
@@ -9316,7 +9587,7 @@
               <wp:extent cx="14605" cy="14605"/>
               <wp:effectExtent l="0" t="0" r="0" b="0"/>
               <wp:wrapNone/>
-              <wp:docPr id="9" name="Cadre1"/>
+              <wp:docPr id="11" name="Cadre1"/>
               <a:graphic xmlns:a="http://schemas.openxmlformats.org/drawingml/2006/main">
                 <a:graphicData uri="http://schemas.microsoft.com/office/word/2010/wordprocessingShape">
                   <wps:wsp>
@@ -9503,7 +9774,7 @@
               <wp:extent cx="78105" cy="184785"/>
               <wp:effectExtent l="0" t="0" r="0" b="0"/>
               <wp:wrapNone/>
-              <wp:docPr id="10" name="Cadre2"/>
+              <wp:docPr id="12" name="Cadre2"/>
               <a:graphic xmlns:a="http://schemas.openxmlformats.org/drawingml/2006/main">
                 <a:graphicData uri="http://schemas.microsoft.com/office/word/2010/wordprocessingShape">
                   <wps:wsp>
@@ -9690,7 +9961,7 @@
               <wp:extent cx="78105" cy="184785"/>
               <wp:effectExtent l="0" t="0" r="0" b="0"/>
               <wp:wrapNone/>
-              <wp:docPr id="11" name="Cadre2"/>
+              <wp:docPr id="13" name="Cadre2"/>
               <a:graphic xmlns:a="http://schemas.openxmlformats.org/drawingml/2006/main">
                 <a:graphicData uri="http://schemas.microsoft.com/office/word/2010/wordprocessingShape">
                   <wps:wsp>

--- a/ML Sequence/2-TP-HMM Training Etudiant/Seance-HMM-Training.docx
+++ b/ML Sequence/2-TP-HMM Training Etudiant/Seance-HMM-Training.docx
@@ -9420,7 +9420,7 @@
             <wp:positionV relativeFrom="paragraph">
               <wp:posOffset>635</wp:posOffset>
             </wp:positionV>
-            <wp:extent cx="2630170" cy="2033905"/>
+            <wp:extent cx="3190875" cy="2510155"/>
             <wp:effectExtent l="0" t="0" r="0" b="0"/>
             <wp:wrapSquare wrapText="largest"/>
             <wp:docPr id="9" name="Image7" descr=""/>
@@ -9445,7 +9445,7 @@
                   <pic:spPr bwMode="auto">
                     <a:xfrm>
                       <a:off x="0" y="0"/>
-                      <a:ext cx="2630170" cy="2033905"/>
+                      <a:ext cx="3190875" cy="2510155"/>
                     </a:xfrm>
                     <a:prstGeom prst="rect">
                       <a:avLst/>
